--- a/docs/PLAN.docx
+++ b/docs/PLAN.docx
@@ -5423,133 +5423,1363 @@
     </w:p>
     <w:p>
       <w:r>
-        <w:t xml:space="preserve">Полные определения — harness/contracts.py, примеры — fixtures/*.json. Точки стыковки: build_context → RepoContext (№1 → №2); verify_case → (list[RunResult], Verdict) (№3 → №2, №4); write_task_folder(CaseDraft) (№2 → №1); read_test_lists(task.toml) (№1 → №3).</w:t>
-      </w:r>
-    </w:p>
-    <w:p>
-      <w:pPr>
-        <w:shd w:fill="F4F4F4" w:color="auto" w:val="clear"/>
-        <w:spacing w:after="0" w:before="0" w:line="250"/>
-      </w:pPr>
-      <w:r>
-        <w:rPr>
-          <w:rFonts w:ascii="Consolas" w:cs="Consolas" w:eastAsia="Consolas" w:hAnsi="Consolas"/>
-          <w:sz w:val="17"/>
-          <w:szCs w:val="17"/>
-        </w:rPr>
-        <w:t xml:space="preserve">RepoContext:  files[{path, content, reason}], python_symbols, sql_objects,</w:t>
-      </w:r>
-    </w:p>
-    <w:p>
-      <w:pPr>
-        <w:shd w:fill="F4F4F4" w:color="auto" w:val="clear"/>
-        <w:spacing w:after="0" w:before="0" w:line="250"/>
-      </w:pPr>
-      <w:r>
-        <w:rPr>
-          <w:rFonts w:ascii="Consolas" w:cs="Consolas" w:eastAsia="Consolas" w:hAnsi="Consolas"/>
-          <w:sz w:val="17"/>
-          <w:szCs w:val="17"/>
-        </w:rPr>
-        <w:t xml:space="preserve">              existing_tests, run_profile, untrusted_paths</w:t>
-      </w:r>
-    </w:p>
-    <w:p>
-      <w:pPr>
-        <w:shd w:fill="F4F4F4" w:color="auto" w:val="clear"/>
-        <w:spacing w:after="0" w:before="0" w:line="250"/>
-      </w:pPr>
-      <w:r>
-        <w:rPr>
-          <w:rFonts w:ascii="Consolas" w:cs="Consolas" w:eastAsia="Consolas" w:hAnsi="Consolas"/>
-          <w:sz w:val="17"/>
-          <w:szCs w:val="17"/>
-        </w:rPr>
-        <w:t xml:space="preserve">CaseDraft:    spec{goal, behavior, invariants, edge_cases, defect_hypothesis, bank_domain},</w:t>
-      </w:r>
-    </w:p>
-    <w:p>
-      <w:pPr>
-        <w:shd w:fill="F4F4F4" w:color="auto" w:val="clear"/>
-        <w:spacing w:after="0" w:before="0" w:line="250"/>
-      </w:pPr>
-      <w:r>
-        <w:rPr>
-          <w:rFonts w:ascii="Consolas" w:cs="Consolas" w:eastAsia="Consolas" w:hAnsi="Consolas"/>
-          <w:sz w:val="17"/>
-          <w:szCs w:val="17"/>
-        </w:rPr>
-        <w:t xml:space="preserve">              instruction_md, test_files{path: content},</w:t>
-      </w:r>
-    </w:p>
-    <w:p>
-      <w:pPr>
-        <w:shd w:fill="F4F4F4" w:color="auto" w:val="clear"/>
-        <w:spacing w:after="0" w:before="0" w:line="250"/>
-      </w:pPr>
-      <w:r>
-        <w:rPr>
-          <w:rFonts w:ascii="Consolas" w:cs="Consolas" w:eastAsia="Consolas" w:hAnsi="Consolas"/>
-          <w:sz w:val="17"/>
-          <w:szCs w:val="17"/>
-        </w:rPr>
-        <w:t xml:space="preserve">              lists{fail_to_pass, pass_to_pass, anti_cheat}, solution_files{path: content}</w:t>
-      </w:r>
-    </w:p>
-    <w:p>
-      <w:pPr>
-        <w:shd w:fill="F4F4F4" w:color="auto" w:val="clear"/>
-        <w:spacing w:after="0" w:before="0" w:line="250"/>
-      </w:pPr>
-      <w:r>
-        <w:rPr>
-          <w:rFonts w:ascii="Consolas" w:cs="Consolas" w:eastAsia="Consolas" w:hAnsi="Consolas"/>
-          <w:sz w:val="17"/>
-          <w:szCs w:val="17"/>
-        </w:rPr>
-        <w:t xml:space="preserve">RunResult:    name, commands, image_digest, duration_sec, exit_code, reward,</w:t>
-      </w:r>
-    </w:p>
-    <w:p>
-      <w:pPr>
-        <w:shd w:fill="F4F4F4" w:color="auto" w:val="clear"/>
-        <w:spacing w:after="0" w:before="0" w:line="250"/>
-      </w:pPr>
-      <w:r>
-        <w:rPr>
-          <w:rFonts w:ascii="Consolas" w:cs="Consolas" w:eastAsia="Consolas" w:hAnsi="Consolas"/>
-          <w:sz w:val="17"/>
-          <w:szCs w:val="17"/>
-        </w:rPr>
-        <w:t xml:space="preserve">              report_path, outcomes{test_id: passed|failed|error|skipped|missing}</w:t>
-      </w:r>
-    </w:p>
-    <w:p>
-      <w:pPr>
-        <w:shd w:fill="F4F4F4" w:color="auto" w:val="clear"/>
-        <w:spacing w:after="0" w:before="0" w:line="250"/>
-      </w:pPr>
-      <w:r>
-        <w:rPr>
-          <w:rFonts w:ascii="Consolas" w:cs="Consolas" w:eastAsia="Consolas" w:hAnsi="Consolas"/>
-          <w:sz w:val="17"/>
-          <w:szCs w:val="17"/>
-        </w:rPr>
-        <w:t xml:space="preserve">Verdict:      ok, problems[{category, test_ids, details, target: tests|solution|instruction}]</w:t>
-      </w:r>
-    </w:p>
-    <w:p>
-      <w:pPr>
-        <w:shd w:fill="F4F4F4" w:color="auto" w:val="clear"/>
-        <w:spacing w:after="0" w:before="0" w:line="250"/>
-      </w:pPr>
-      <w:r>
-        <w:rPr>
-          <w:rFonts w:ascii="Consolas" w:cs="Consolas" w:eastAsia="Consolas" w:hAnsi="Consolas"/>
-          <w:sz w:val="17"/>
-          <w:szCs w:val="17"/>
-        </w:rPr>
-        <w:t xml:space="preserve">UsageLog:     calls[{model, duration_sec, input_tokens, output_tokens}]</w:t>
+        <w:t xml:space="preserve">Источник истины — harness/contracts.py; при расхождении с этим разделом прав код. Примеры каждой структуры в JSON — fixtures/*.json, сериализация — harness/serde.py (to_dict, from_dict, dump_json, load_json). Добавлять поле можно только со значением по умолчанию; переименование, удаление и смена типа — через чат.</w:t>
+      </w:r>
+    </w:p>
+    <w:p>
+      <w:pPr>
+        <w:pStyle w:val="Heading3"/>
+      </w:pPr>
+      <w:r>
+        <w:t xml:space="preserve">8.1. Точки стыковки</w:t>
+      </w:r>
+    </w:p>
+    <w:tbl>
+      <w:tblPr>
+        <w:tblW w:type="dxa" w:w="9638"/>
+        <w:tblBorders>
+          <w:top w:val="single" w:color="auto" w:sz="4"/>
+          <w:left w:val="single" w:color="auto" w:sz="4"/>
+          <w:bottom w:val="single" w:color="auto" w:sz="4"/>
+          <w:right w:val="single" w:color="auto" w:sz="4"/>
+          <w:insideH w:val="single" w:color="auto" w:sz="4"/>
+          <w:insideV w:val="single" w:color="auto" w:sz="4"/>
+        </w:tblBorders>
+      </w:tblPr>
+      <w:tblGrid>
+        <w:gridCol w:w="6900"/>
+        <w:gridCol w:w="2738"/>
+      </w:tblGrid>
+      <w:tr>
+        <w:trPr>
+          <w:tblHeader/>
+        </w:trPr>
+        <w:tc>
+          <w:tcPr>
+            <w:tcW w:type="dxa" w:w="6900"/>
+            <w:tcBorders>
+              <w:top w:val="single" w:color="BFBFBF" w:sz="4"/>
+              <w:left w:val="single" w:color="BFBFBF" w:sz="4"/>
+              <w:bottom w:val="single" w:color="BFBFBF" w:sz="4"/>
+              <w:right w:val="single" w:color="BFBFBF" w:sz="4"/>
+            </w:tcBorders>
+            <w:shd w:fill="E8EEF7" w:color="auto" w:val="clear"/>
+            <w:tcMar>
+              <w:top w:type="dxa" w:w="60"/>
+              <w:left w:type="dxa" w:w="100"/>
+              <w:bottom w:type="dxa" w:w="60"/>
+              <w:right w:type="dxa" w:w="100"/>
+            </w:tcMar>
+          </w:tcPr>
+          <w:p>
+            <w:r>
+              <w:rPr>
+                <w:b/>
+                <w:bCs/>
+                <w:sz w:val="19"/>
+                <w:szCs w:val="19"/>
+              </w:rPr>
+              <w:t xml:space="preserve">Функция</w:t>
+            </w:r>
+          </w:p>
+        </w:tc>
+        <w:tc>
+          <w:tcPr>
+            <w:tcW w:type="dxa" w:w="2738"/>
+            <w:tcBorders>
+              <w:top w:val="single" w:color="BFBFBF" w:sz="4"/>
+              <w:left w:val="single" w:color="BFBFBF" w:sz="4"/>
+              <w:bottom w:val="single" w:color="BFBFBF" w:sz="4"/>
+              <w:right w:val="single" w:color="BFBFBF" w:sz="4"/>
+            </w:tcBorders>
+            <w:shd w:fill="E8EEF7" w:color="auto" w:val="clear"/>
+            <w:tcMar>
+              <w:top w:type="dxa" w:w="60"/>
+              <w:left w:type="dxa" w:w="100"/>
+              <w:bottom w:type="dxa" w:w="60"/>
+              <w:right w:type="dxa" w:w="100"/>
+            </w:tcMar>
+          </w:tcPr>
+          <w:p>
+            <w:r>
+              <w:rPr>
+                <w:b/>
+                <w:bCs/>
+                <w:sz w:val="19"/>
+                <w:szCs w:val="19"/>
+              </w:rPr>
+              <w:t xml:space="preserve">Кто пишет → кто использует</w:t>
+            </w:r>
+          </w:p>
+        </w:tc>
+      </w:tr>
+      <w:tr>
+        <w:trPr>
+          <w:tblHeader w:val="false"/>
+        </w:trPr>
+        <w:tc>
+          <w:tcPr>
+            <w:tcW w:type="dxa" w:w="6900"/>
+            <w:tcBorders>
+              <w:top w:val="single" w:color="BFBFBF" w:sz="4"/>
+              <w:left w:val="single" w:color="BFBFBF" w:sz="4"/>
+              <w:bottom w:val="single" w:color="BFBFBF" w:sz="4"/>
+              <w:right w:val="single" w:color="BFBFBF" w:sz="4"/>
+            </w:tcBorders>
+            <w:tcMar>
+              <w:top w:type="dxa" w:w="60"/>
+              <w:left w:type="dxa" w:w="100"/>
+              <w:bottom w:type="dxa" w:w="60"/>
+              <w:right w:type="dxa" w:w="100"/>
+            </w:tcMar>
+          </w:tcPr>
+          <w:p>
+            <w:r>
+              <w:rPr>
+                <w:b w:val="false"/>
+                <w:bCs w:val="false"/>
+                <w:sz w:val="19"/>
+                <w:szCs w:val="19"/>
+              </w:rPr>
+              <w:t xml:space="preserve">repo.context.build_context(repo, brief, max_files=20) -&gt; RepoContext</w:t>
+            </w:r>
+          </w:p>
+        </w:tc>
+        <w:tc>
+          <w:tcPr>
+            <w:tcW w:type="dxa" w:w="2738"/>
+            <w:tcBorders>
+              <w:top w:val="single" w:color="BFBFBF" w:sz="4"/>
+              <w:left w:val="single" w:color="BFBFBF" w:sz="4"/>
+              <w:bottom w:val="single" w:color="BFBFBF" w:sz="4"/>
+              <w:right w:val="single" w:color="BFBFBF" w:sz="4"/>
+            </w:tcBorders>
+            <w:tcMar>
+              <w:top w:type="dxa" w:w="60"/>
+              <w:left w:type="dxa" w:w="100"/>
+              <w:bottom w:type="dxa" w:w="60"/>
+              <w:right w:type="dxa" w:w="100"/>
+            </w:tcMar>
+          </w:tcPr>
+          <w:p>
+            <w:r>
+              <w:rPr>
+                <w:b w:val="false"/>
+                <w:bCs w:val="false"/>
+                <w:sz w:val="19"/>
+                <w:szCs w:val="19"/>
+              </w:rPr>
+              <w:t xml:space="preserve">№1 → №2</w:t>
+            </w:r>
+          </w:p>
+        </w:tc>
+      </w:tr>
+      <w:tr>
+        <w:trPr>
+          <w:tblHeader w:val="false"/>
+        </w:trPr>
+        <w:tc>
+          <w:tcPr>
+            <w:tcW w:type="dxa" w:w="6900"/>
+            <w:tcBorders>
+              <w:top w:val="single" w:color="BFBFBF" w:sz="4"/>
+              <w:left w:val="single" w:color="BFBFBF" w:sz="4"/>
+              <w:bottom w:val="single" w:color="BFBFBF" w:sz="4"/>
+              <w:right w:val="single" w:color="BFBFBF" w:sz="4"/>
+            </w:tcBorders>
+            <w:tcMar>
+              <w:top w:type="dxa" w:w="60"/>
+              <w:left w:type="dxa" w:w="100"/>
+              <w:bottom w:type="dxa" w:w="60"/>
+              <w:right w:type="dxa" w:w="100"/>
+            </w:tcMar>
+          </w:tcPr>
+          <w:p>
+            <w:r>
+              <w:rPr>
+                <w:b w:val="false"/>
+                <w:bCs w:val="false"/>
+                <w:sz w:val="19"/>
+                <w:szCs w:val="19"/>
+              </w:rPr>
+              <w:t xml:space="preserve">protocol.input.load_input(path) -&gt; CaseInput, InputError</w:t>
+            </w:r>
+          </w:p>
+        </w:tc>
+        <w:tc>
+          <w:tcPr>
+            <w:tcW w:type="dxa" w:w="2738"/>
+            <w:tcBorders>
+              <w:top w:val="single" w:color="BFBFBF" w:sz="4"/>
+              <w:left w:val="single" w:color="BFBFBF" w:sz="4"/>
+              <w:bottom w:val="single" w:color="BFBFBF" w:sz="4"/>
+              <w:right w:val="single" w:color="BFBFBF" w:sz="4"/>
+            </w:tcBorders>
+            <w:tcMar>
+              <w:top w:type="dxa" w:w="60"/>
+              <w:left w:type="dxa" w:w="100"/>
+              <w:bottom w:type="dxa" w:w="60"/>
+              <w:right w:type="dxa" w:w="100"/>
+            </w:tcMar>
+          </w:tcPr>
+          <w:p>
+            <w:r>
+              <w:rPr>
+                <w:b w:val="false"/>
+                <w:bCs w:val="false"/>
+                <w:sz w:val="19"/>
+                <w:szCs w:val="19"/>
+              </w:rPr>
+              <w:t xml:space="preserve">№1 → №4</w:t>
+            </w:r>
+          </w:p>
+        </w:tc>
+      </w:tr>
+      <w:tr>
+        <w:trPr>
+          <w:tblHeader w:val="false"/>
+        </w:trPr>
+        <w:tc>
+          <w:tcPr>
+            <w:tcW w:type="dxa" w:w="6900"/>
+            <w:tcBorders>
+              <w:top w:val="single" w:color="BFBFBF" w:sz="4"/>
+              <w:left w:val="single" w:color="BFBFBF" w:sz="4"/>
+              <w:bottom w:val="single" w:color="BFBFBF" w:sz="4"/>
+              <w:right w:val="single" w:color="BFBFBF" w:sz="4"/>
+            </w:tcBorders>
+            <w:tcMar>
+              <w:top w:type="dxa" w:w="60"/>
+              <w:left w:type="dxa" w:w="100"/>
+              <w:bottom w:type="dxa" w:w="60"/>
+              <w:right w:type="dxa" w:w="100"/>
+            </w:tcMar>
+          </w:tcPr>
+          <w:p>
+            <w:r>
+              <w:rPr>
+                <w:b w:val="false"/>
+                <w:bCs w:val="false"/>
+                <w:sz w:val="19"/>
+                <w:szCs w:val="19"/>
+              </w:rPr>
+              <w:t xml:space="preserve">build.task_folder.write_task_folder(task_dir, case, draft, profile, workspace_repo)</w:t>
+            </w:r>
+          </w:p>
+        </w:tc>
+        <w:tc>
+          <w:tcPr>
+            <w:tcW w:type="dxa" w:w="2738"/>
+            <w:tcBorders>
+              <w:top w:val="single" w:color="BFBFBF" w:sz="4"/>
+              <w:left w:val="single" w:color="BFBFBF" w:sz="4"/>
+              <w:bottom w:val="single" w:color="BFBFBF" w:sz="4"/>
+              <w:right w:val="single" w:color="BFBFBF" w:sz="4"/>
+            </w:tcBorders>
+            <w:tcMar>
+              <w:top w:type="dxa" w:w="60"/>
+              <w:left w:type="dxa" w:w="100"/>
+              <w:bottom w:type="dxa" w:w="60"/>
+              <w:right w:type="dxa" w:w="100"/>
+            </w:tcMar>
+          </w:tcPr>
+          <w:p>
+            <w:r>
+              <w:rPr>
+                <w:b w:val="false"/>
+                <w:bCs w:val="false"/>
+                <w:sz w:val="19"/>
+                <w:szCs w:val="19"/>
+              </w:rPr>
+              <w:t xml:space="preserve">№1 → №2, №4</w:t>
+            </w:r>
+          </w:p>
+        </w:tc>
+      </w:tr>
+      <w:tr>
+        <w:trPr>
+          <w:tblHeader w:val="false"/>
+        </w:trPr>
+        <w:tc>
+          <w:tcPr>
+            <w:tcW w:type="dxa" w:w="6900"/>
+            <w:tcBorders>
+              <w:top w:val="single" w:color="BFBFBF" w:sz="4"/>
+              <w:left w:val="single" w:color="BFBFBF" w:sz="4"/>
+              <w:bottom w:val="single" w:color="BFBFBF" w:sz="4"/>
+              <w:right w:val="single" w:color="BFBFBF" w:sz="4"/>
+            </w:tcBorders>
+            <w:tcMar>
+              <w:top w:type="dxa" w:w="60"/>
+              <w:left w:type="dxa" w:w="100"/>
+              <w:bottom w:type="dxa" w:w="60"/>
+              <w:right w:type="dxa" w:w="100"/>
+            </w:tcMar>
+          </w:tcPr>
+          <w:p>
+            <w:r>
+              <w:rPr>
+                <w:b w:val="false"/>
+                <w:bCs w:val="false"/>
+                <w:sz w:val="19"/>
+                <w:szCs w:val="19"/>
+              </w:rPr>
+              <w:t xml:space="preserve">build.manifest.render_task_toml(case, spec, lists) / read_test_lists(task_toml) -&gt; TestLists</w:t>
+            </w:r>
+          </w:p>
+        </w:tc>
+        <w:tc>
+          <w:tcPr>
+            <w:tcW w:type="dxa" w:w="2738"/>
+            <w:tcBorders>
+              <w:top w:val="single" w:color="BFBFBF" w:sz="4"/>
+              <w:left w:val="single" w:color="BFBFBF" w:sz="4"/>
+              <w:bottom w:val="single" w:color="BFBFBF" w:sz="4"/>
+              <w:right w:val="single" w:color="BFBFBF" w:sz="4"/>
+            </w:tcBorders>
+            <w:tcMar>
+              <w:top w:type="dxa" w:w="60"/>
+              <w:left w:type="dxa" w:w="100"/>
+              <w:bottom w:type="dxa" w:w="60"/>
+              <w:right w:type="dxa" w:w="100"/>
+            </w:tcMar>
+          </w:tcPr>
+          <w:p>
+            <w:r>
+              <w:rPr>
+                <w:b w:val="false"/>
+                <w:bCs w:val="false"/>
+                <w:sz w:val="19"/>
+                <w:szCs w:val="19"/>
+              </w:rPr>
+              <w:t xml:space="preserve">№1 → №3, №4</w:t>
+            </w:r>
+          </w:p>
+        </w:tc>
+      </w:tr>
+      <w:tr>
+        <w:trPr>
+          <w:tblHeader w:val="false"/>
+        </w:trPr>
+        <w:tc>
+          <w:tcPr>
+            <w:tcW w:type="dxa" w:w="6900"/>
+            <w:tcBorders>
+              <w:top w:val="single" w:color="BFBFBF" w:sz="4"/>
+              <w:left w:val="single" w:color="BFBFBF" w:sz="4"/>
+              <w:bottom w:val="single" w:color="BFBFBF" w:sz="4"/>
+              <w:right w:val="single" w:color="BFBFBF" w:sz="4"/>
+            </w:tcBorders>
+            <w:tcMar>
+              <w:top w:type="dxa" w:w="60"/>
+              <w:left w:type="dxa" w:w="100"/>
+              <w:bottom w:type="dxa" w:w="60"/>
+              <w:right w:type="dxa" w:w="100"/>
+            </w:tcMar>
+          </w:tcPr>
+          <w:p>
+            <w:r>
+              <w:rPr>
+                <w:b w:val="false"/>
+                <w:bCs w:val="false"/>
+                <w:sz w:val="19"/>
+                <w:szCs w:val="19"/>
+              </w:rPr>
+              <w:t xml:space="preserve">build.environment.render_dockerfile / render_conftest / render_test_sh / write_environment</w:t>
+            </w:r>
+          </w:p>
+        </w:tc>
+        <w:tc>
+          <w:tcPr>
+            <w:tcW w:type="dxa" w:w="2738"/>
+            <w:tcBorders>
+              <w:top w:val="single" w:color="BFBFBF" w:sz="4"/>
+              <w:left w:val="single" w:color="BFBFBF" w:sz="4"/>
+              <w:bottom w:val="single" w:color="BFBFBF" w:sz="4"/>
+              <w:right w:val="single" w:color="BFBFBF" w:sz="4"/>
+            </w:tcBorders>
+            <w:tcMar>
+              <w:top w:type="dxa" w:w="60"/>
+              <w:left w:type="dxa" w:w="100"/>
+              <w:bottom w:type="dxa" w:w="60"/>
+              <w:right w:type="dxa" w:w="100"/>
+            </w:tcMar>
+          </w:tcPr>
+          <w:p>
+            <w:r>
+              <w:rPr>
+                <w:b w:val="false"/>
+                <w:bCs w:val="false"/>
+                <w:sz w:val="19"/>
+                <w:szCs w:val="19"/>
+              </w:rPr>
+              <w:t xml:space="preserve">№3 → №1</w:t>
+            </w:r>
+          </w:p>
+        </w:tc>
+      </w:tr>
+      <w:tr>
+        <w:trPr>
+          <w:tblHeader w:val="false"/>
+        </w:trPr>
+        <w:tc>
+          <w:tcPr>
+            <w:tcW w:type="dxa" w:w="6900"/>
+            <w:tcBorders>
+              <w:top w:val="single" w:color="BFBFBF" w:sz="4"/>
+              <w:left w:val="single" w:color="BFBFBF" w:sz="4"/>
+              <w:bottom w:val="single" w:color="BFBFBF" w:sz="4"/>
+              <w:right w:val="single" w:color="BFBFBF" w:sz="4"/>
+            </w:tcBorders>
+            <w:tcMar>
+              <w:top w:type="dxa" w:w="60"/>
+              <w:left w:type="dxa" w:w="100"/>
+              <w:bottom w:type="dxa" w:w="60"/>
+              <w:right w:type="dxa" w:w="100"/>
+            </w:tcMar>
+          </w:tcPr>
+          <w:p>
+            <w:r>
+              <w:rPr>
+                <w:b w:val="false"/>
+                <w:bCs w:val="false"/>
+                <w:sz w:val="19"/>
+                <w:szCs w:val="19"/>
+              </w:rPr>
+              <w:t xml:space="preserve">verify.api.verify_case(task_dir, evidence_dir, limits, options) -&gt; (list[RunResult], Verdict)</w:t>
+            </w:r>
+          </w:p>
+        </w:tc>
+        <w:tc>
+          <w:tcPr>
+            <w:tcW w:type="dxa" w:w="2738"/>
+            <w:tcBorders>
+              <w:top w:val="single" w:color="BFBFBF" w:sz="4"/>
+              <w:left w:val="single" w:color="BFBFBF" w:sz="4"/>
+              <w:bottom w:val="single" w:color="BFBFBF" w:sz="4"/>
+              <w:right w:val="single" w:color="BFBFBF" w:sz="4"/>
+            </w:tcBorders>
+            <w:tcMar>
+              <w:top w:type="dxa" w:w="60"/>
+              <w:left w:type="dxa" w:w="100"/>
+              <w:bottom w:type="dxa" w:w="60"/>
+              <w:right w:type="dxa" w:w="100"/>
+            </w:tcMar>
+          </w:tcPr>
+          <w:p>
+            <w:r>
+              <w:rPr>
+                <w:b w:val="false"/>
+                <w:bCs w:val="false"/>
+                <w:sz w:val="19"/>
+                <w:szCs w:val="19"/>
+              </w:rPr>
+              <w:t xml:space="preserve">№3 → №2, №4</w:t>
+            </w:r>
+          </w:p>
+        </w:tc>
+      </w:tr>
+      <w:tr>
+        <w:trPr>
+          <w:tblHeader w:val="false"/>
+        </w:trPr>
+        <w:tc>
+          <w:tcPr>
+            <w:tcW w:type="dxa" w:w="6900"/>
+            <w:tcBorders>
+              <w:top w:val="single" w:color="BFBFBF" w:sz="4"/>
+              <w:left w:val="single" w:color="BFBFBF" w:sz="4"/>
+              <w:bottom w:val="single" w:color="BFBFBF" w:sz="4"/>
+              <w:right w:val="single" w:color="BFBFBF" w:sz="4"/>
+            </w:tcBorders>
+            <w:tcMar>
+              <w:top w:type="dxa" w:w="60"/>
+              <w:left w:type="dxa" w:w="100"/>
+              <w:bottom w:type="dxa" w:w="60"/>
+              <w:right w:type="dxa" w:w="100"/>
+            </w:tcMar>
+          </w:tcPr>
+          <w:p>
+            <w:r>
+              <w:rPr>
+                <w:b w:val="false"/>
+                <w:bCs w:val="false"/>
+                <w:sz w:val="19"/>
+                <w:szCs w:val="19"/>
+              </w:rPr>
+              <w:t xml:space="preserve">evidence.summary.write_summary(evidence_dir, runs, verdict)</w:t>
+            </w:r>
+          </w:p>
+        </w:tc>
+        <w:tc>
+          <w:tcPr>
+            <w:tcW w:type="dxa" w:w="2738"/>
+            <w:tcBorders>
+              <w:top w:val="single" w:color="BFBFBF" w:sz="4"/>
+              <w:left w:val="single" w:color="BFBFBF" w:sz="4"/>
+              <w:bottom w:val="single" w:color="BFBFBF" w:sz="4"/>
+              <w:right w:val="single" w:color="BFBFBF" w:sz="4"/>
+            </w:tcBorders>
+            <w:tcMar>
+              <w:top w:type="dxa" w:w="60"/>
+              <w:left w:type="dxa" w:w="100"/>
+              <w:bottom w:type="dxa" w:w="60"/>
+              <w:right w:type="dxa" w:w="100"/>
+            </w:tcMar>
+          </w:tcPr>
+          <w:p>
+            <w:r>
+              <w:rPr>
+                <w:b w:val="false"/>
+                <w:bCs w:val="false"/>
+                <w:sz w:val="19"/>
+                <w:szCs w:val="19"/>
+              </w:rPr>
+              <w:t xml:space="preserve">№3 → №4</w:t>
+            </w:r>
+          </w:p>
+        </w:tc>
+      </w:tr>
+      <w:tr>
+        <w:trPr>
+          <w:tblHeader w:val="false"/>
+        </w:trPr>
+        <w:tc>
+          <w:tcPr>
+            <w:tcW w:type="dxa" w:w="6900"/>
+            <w:tcBorders>
+              <w:top w:val="single" w:color="BFBFBF" w:sz="4"/>
+              <w:left w:val="single" w:color="BFBFBF" w:sz="4"/>
+              <w:bottom w:val="single" w:color="BFBFBF" w:sz="4"/>
+              <w:right w:val="single" w:color="BFBFBF" w:sz="4"/>
+            </w:tcBorders>
+            <w:tcMar>
+              <w:top w:type="dxa" w:w="60"/>
+              <w:left w:type="dxa" w:w="100"/>
+              <w:bottom w:type="dxa" w:w="60"/>
+              <w:right w:type="dxa" w:w="100"/>
+            </w:tcMar>
+          </w:tcPr>
+          <w:p>
+            <w:r>
+              <w:rPr>
+                <w:b w:val="false"/>
+                <w:bCs w:val="false"/>
+                <w:sz w:val="19"/>
+                <w:szCs w:val="19"/>
+              </w:rPr>
+              <w:t xml:space="preserve">llm.* -&gt; CaseSpec, instruction_md, test_files + TestLists, solution_files, list[Mutant], CaseDraft</w:t>
+            </w:r>
+          </w:p>
+        </w:tc>
+        <w:tc>
+          <w:tcPr>
+            <w:tcW w:type="dxa" w:w="2738"/>
+            <w:tcBorders>
+              <w:top w:val="single" w:color="BFBFBF" w:sz="4"/>
+              <w:left w:val="single" w:color="BFBFBF" w:sz="4"/>
+              <w:bottom w:val="single" w:color="BFBFBF" w:sz="4"/>
+              <w:right w:val="single" w:color="BFBFBF" w:sz="4"/>
+            </w:tcBorders>
+            <w:tcMar>
+              <w:top w:type="dxa" w:w="60"/>
+              <w:left w:type="dxa" w:w="100"/>
+              <w:bottom w:type="dxa" w:w="60"/>
+              <w:right w:type="dxa" w:w="100"/>
+            </w:tcMar>
+          </w:tcPr>
+          <w:p>
+            <w:r>
+              <w:rPr>
+                <w:b w:val="false"/>
+                <w:bCs w:val="false"/>
+                <w:sz w:val="19"/>
+                <w:szCs w:val="19"/>
+              </w:rPr>
+              <w:t xml:space="preserve">№2 → №4</w:t>
+            </w:r>
+          </w:p>
+        </w:tc>
+      </w:tr>
+      <w:tr>
+        <w:trPr>
+          <w:tblHeader w:val="false"/>
+        </w:trPr>
+        <w:tc>
+          <w:tcPr>
+            <w:tcW w:type="dxa" w:w="6900"/>
+            <w:tcBorders>
+              <w:top w:val="single" w:color="BFBFBF" w:sz="4"/>
+              <w:left w:val="single" w:color="BFBFBF" w:sz="4"/>
+              <w:bottom w:val="single" w:color="BFBFBF" w:sz="4"/>
+              <w:right w:val="single" w:color="BFBFBF" w:sz="4"/>
+            </w:tcBorders>
+            <w:tcMar>
+              <w:top w:type="dxa" w:w="60"/>
+              <w:left w:type="dxa" w:w="100"/>
+              <w:bottom w:type="dxa" w:w="60"/>
+              <w:right w:type="dxa" w:w="100"/>
+            </w:tcMar>
+          </w:tcPr>
+          <w:p>
+            <w:r>
+              <w:rPr>
+                <w:b w:val="false"/>
+                <w:bCs w:val="false"/>
+                <w:sz w:val="19"/>
+                <w:szCs w:val="19"/>
+              </w:rPr>
+              <w:t xml:space="preserve">evidence.usage.write_usage(evidence_dir, usage)</w:t>
+            </w:r>
+          </w:p>
+        </w:tc>
+        <w:tc>
+          <w:tcPr>
+            <w:tcW w:type="dxa" w:w="2738"/>
+            <w:tcBorders>
+              <w:top w:val="single" w:color="BFBFBF" w:sz="4"/>
+              <w:left w:val="single" w:color="BFBFBF" w:sz="4"/>
+              <w:bottom w:val="single" w:color="BFBFBF" w:sz="4"/>
+              <w:right w:val="single" w:color="BFBFBF" w:sz="4"/>
+            </w:tcBorders>
+            <w:tcMar>
+              <w:top w:type="dxa" w:w="60"/>
+              <w:left w:type="dxa" w:w="100"/>
+              <w:bottom w:type="dxa" w:w="60"/>
+              <w:right w:type="dxa" w:w="100"/>
+            </w:tcMar>
+          </w:tcPr>
+          <w:p>
+            <w:r>
+              <w:rPr>
+                <w:b w:val="false"/>
+                <w:bCs w:val="false"/>
+                <w:sz w:val="19"/>
+                <w:szCs w:val="19"/>
+              </w:rPr>
+              <w:t xml:space="preserve">№2 → №4</w:t>
+            </w:r>
+          </w:p>
+        </w:tc>
+      </w:tr>
+      <w:tr>
+        <w:trPr>
+          <w:tblHeader w:val="false"/>
+        </w:trPr>
+        <w:tc>
+          <w:tcPr>
+            <w:tcW w:type="dxa" w:w="6900"/>
+            <w:tcBorders>
+              <w:top w:val="single" w:color="BFBFBF" w:sz="4"/>
+              <w:left w:val="single" w:color="BFBFBF" w:sz="4"/>
+              <w:bottom w:val="single" w:color="BFBFBF" w:sz="4"/>
+              <w:right w:val="single" w:color="BFBFBF" w:sz="4"/>
+            </w:tcBorders>
+            <w:tcMar>
+              <w:top w:type="dxa" w:w="60"/>
+              <w:left w:type="dxa" w:w="100"/>
+              <w:bottom w:type="dxa" w:w="60"/>
+              <w:right w:type="dxa" w:w="100"/>
+            </w:tcMar>
+          </w:tcPr>
+          <w:p>
+            <w:r>
+              <w:rPr>
+                <w:b w:val="false"/>
+                <w:bCs w:val="false"/>
+                <w:sz w:val="19"/>
+                <w:szCs w:val="19"/>
+              </w:rPr>
+              <w:t xml:space="preserve">protocol.output.write_result(output_dir, CaseResult)</w:t>
+            </w:r>
+          </w:p>
+        </w:tc>
+        <w:tc>
+          <w:tcPr>
+            <w:tcW w:type="dxa" w:w="2738"/>
+            <w:tcBorders>
+              <w:top w:val="single" w:color="BFBFBF" w:sz="4"/>
+              <w:left w:val="single" w:color="BFBFBF" w:sz="4"/>
+              <w:bottom w:val="single" w:color="BFBFBF" w:sz="4"/>
+              <w:right w:val="single" w:color="BFBFBF" w:sz="4"/>
+            </w:tcBorders>
+            <w:tcMar>
+              <w:top w:type="dxa" w:w="60"/>
+              <w:left w:type="dxa" w:w="100"/>
+              <w:bottom w:type="dxa" w:w="60"/>
+              <w:right w:type="dxa" w:w="100"/>
+            </w:tcMar>
+          </w:tcPr>
+          <w:p>
+            <w:r>
+              <w:rPr>
+                <w:b w:val="false"/>
+                <w:bCs w:val="false"/>
+                <w:sz w:val="19"/>
+                <w:szCs w:val="19"/>
+              </w:rPr>
+              <w:t xml:space="preserve">№1 → №4</w:t>
+            </w:r>
+          </w:p>
+        </w:tc>
+      </w:tr>
+    </w:tbl>
+    <w:p>
+      <w:pPr>
+        <w:spacing w:after="120"/>
+      </w:pPr>
+    </w:p>
+    <w:p>
+      <w:pPr>
+        <w:pStyle w:val="Heading3"/>
+      </w:pPr>
+      <w:r>
+        <w:t xml:space="preserve">8.2. Вход</w:t>
+      </w:r>
+    </w:p>
+    <w:p>
+      <w:pPr>
+        <w:shd w:fill="F4F4F4" w:color="auto" w:val="clear"/>
+        <w:spacing w:after="0" w:before="0" w:line="250"/>
+      </w:pPr>
+      <w:r>
+        <w:rPr>
+          <w:rFonts w:ascii="Consolas" w:cs="Consolas" w:eastAsia="Consolas" w:hAnsi="Consolas"/>
+          <w:sz w:val="17"/>
+          <w:szCs w:val="17"/>
+        </w:rPr>
+        <w:t xml:space="preserve">CaseInput:  protocol_version, repository: Path, brief, output_dir: Path, case_id,</w:t>
+      </w:r>
+    </w:p>
+    <w:p>
+      <w:pPr>
+        <w:shd w:fill="F4F4F4" w:color="auto" w:val="clear"/>
+        <w:spacing w:after="0" w:before="0" w:line="250"/>
+      </w:pPr>
+      <w:r>
+        <w:rPr>
+          <w:rFonts w:ascii="Consolas" w:cs="Consolas" w:eastAsia="Consolas" w:hAnsi="Consolas"/>
+          <w:sz w:val="17"/>
+          <w:szCs w:val="17"/>
+        </w:rPr>
+        <w:t xml:space="preserve">            difficulty: easy|medium|hard, language: ru|en, source, team,</w:t>
+      </w:r>
+    </w:p>
+    <w:p>
+      <w:pPr>
+        <w:shd w:fill="F4F4F4" w:color="auto" w:val="clear"/>
+        <w:spacing w:after="0" w:before="0" w:line="250"/>
+      </w:pPr>
+      <w:r>
+        <w:rPr>
+          <w:rFonts w:ascii="Consolas" w:cs="Consolas" w:eastAsia="Consolas" w:hAnsi="Consolas"/>
+          <w:sz w:val="17"/>
+          <w:szCs w:val="17"/>
+        </w:rPr>
+        <w:t xml:space="preserve">            author: Author{name, email},</w:t>
+      </w:r>
+    </w:p>
+    <w:p>
+      <w:pPr>
+        <w:shd w:fill="F4F4F4" w:color="auto" w:val="clear"/>
+        <w:spacing w:after="0" w:before="0" w:line="250"/>
+      </w:pPr>
+      <w:r>
+        <w:rPr>
+          <w:rFonts w:ascii="Consolas" w:cs="Consolas" w:eastAsia="Consolas" w:hAnsi="Consolas"/>
+          <w:sz w:val="17"/>
+          <w:szCs w:val="17"/>
+        </w:rPr>
+        <w:t xml:space="preserve">            limits: Limits{agent_timeout_sec, verifier_timeout_sec, build_timeout_sec,</w:t>
+      </w:r>
+    </w:p>
+    <w:p>
+      <w:pPr>
+        <w:shd w:fill="F4F4F4" w:color="auto" w:val="clear"/>
+        <w:spacing w:after="0" w:before="0" w:line="250"/>
+      </w:pPr>
+      <w:r>
+        <w:rPr>
+          <w:rFonts w:ascii="Consolas" w:cs="Consolas" w:eastAsia="Consolas" w:hAnsi="Consolas"/>
+          <w:sz w:val="17"/>
+          <w:szCs w:val="17"/>
+        </w:rPr>
+        <w:t xml:space="preserve">                           cpus, memory_mb, storage_mb},</w:t>
+      </w:r>
+    </w:p>
+    <w:p>
+      <w:pPr>
+        <w:shd w:fill="F4F4F4" w:color="auto" w:val="clear"/>
+        <w:spacing w:after="0" w:before="0" w:line="250"/>
+      </w:pPr>
+      <w:r>
+        <w:rPr>
+          <w:rFonts w:ascii="Consolas" w:cs="Consolas" w:eastAsia="Consolas" w:hAnsi="Consolas"/>
+          <w:sz w:val="17"/>
+          <w:szCs w:val="17"/>
+        </w:rPr>
+        <w:t xml:space="preserve">            seed, input_path: Path | None</w:t>
+      </w:r>
+    </w:p>
+    <w:p>
+      <w:pPr>
+        <w:shd w:fill="F4F4F4" w:color="auto" w:val="clear"/>
+        <w:spacing w:after="0" w:before="0" w:line="250"/>
+      </w:pPr>
+      <w:r>
+        <w:rPr>
+          <w:rFonts w:ascii="Consolas" w:cs="Consolas" w:eastAsia="Consolas" w:hAnsi="Consolas"/>
+          <w:sz w:val="17"/>
+          <w:szCs w:val="17"/>
+        </w:rPr>
+        <w:t xml:space="preserve">            # пути уже абсолютные, разрешены от папки входного JSON</w:t>
+      </w:r>
+    </w:p>
+    <w:p>
+      <w:pPr>
+        <w:spacing w:after="120"/>
+      </w:pPr>
+    </w:p>
+    <w:p>
+      <w:pPr>
+        <w:pStyle w:val="Heading3"/>
+      </w:pPr>
+      <w:r>
+        <w:t xml:space="preserve">8.3. Контекст репозитория (№1)</w:t>
+      </w:r>
+    </w:p>
+    <w:p>
+      <w:pPr>
+        <w:shd w:fill="F4F4F4" w:color="auto" w:val="clear"/>
+        <w:spacing w:after="0" w:before="0" w:line="250"/>
+      </w:pPr>
+      <w:r>
+        <w:rPr>
+          <w:rFonts w:ascii="Consolas" w:cs="Consolas" w:eastAsia="Consolas" w:hAnsi="Consolas"/>
+          <w:sz w:val="17"/>
+          <w:szCs w:val="17"/>
+        </w:rPr>
+        <w:t xml:space="preserve">RepoContext:  snapshot_sha256, brief,</w:t>
+      </w:r>
+    </w:p>
+    <w:p>
+      <w:pPr>
+        <w:shd w:fill="F4F4F4" w:color="auto" w:val="clear"/>
+        <w:spacing w:after="0" w:before="0" w:line="250"/>
+      </w:pPr>
+      <w:r>
+        <w:rPr>
+          <w:rFonts w:ascii="Consolas" w:cs="Consolas" w:eastAsia="Consolas" w:hAnsi="Consolas"/>
+          <w:sz w:val="17"/>
+          <w:szCs w:val="17"/>
+        </w:rPr>
+        <w:t xml:space="preserve">              files: [ContextFile{path, content, reason, trust: trusted|untrusted}],</w:t>
+      </w:r>
+    </w:p>
+    <w:p>
+      <w:pPr>
+        <w:shd w:fill="F4F4F4" w:color="auto" w:val="clear"/>
+        <w:spacing w:after="0" w:before="0" w:line="250"/>
+      </w:pPr>
+      <w:r>
+        <w:rPr>
+          <w:rFonts w:ascii="Consolas" w:cs="Consolas" w:eastAsia="Consolas" w:hAnsi="Consolas"/>
+          <w:sz w:val="17"/>
+          <w:szCs w:val="17"/>
+        </w:rPr>
+        <w:t xml:space="preserve">              python_symbols: [PythonSymbol{path, kind, qualname, signature,</w:t>
+      </w:r>
+    </w:p>
+    <w:p>
+      <w:pPr>
+        <w:shd w:fill="F4F4F4" w:color="auto" w:val="clear"/>
+        <w:spacing w:after="0" w:before="0" w:line="250"/>
+      </w:pPr>
+      <w:r>
+        <w:rPr>
+          <w:rFonts w:ascii="Consolas" w:cs="Consolas" w:eastAsia="Consolas" w:hAnsi="Consolas"/>
+          <w:sz w:val="17"/>
+          <w:szCs w:val="17"/>
+        </w:rPr>
+        <w:t xml:space="preserve">                              line, docstring}],</w:t>
+      </w:r>
+    </w:p>
+    <w:p>
+      <w:pPr>
+        <w:shd w:fill="F4F4F4" w:color="auto" w:val="clear"/>
+        <w:spacing w:after="0" w:before="0" w:line="250"/>
+      </w:pPr>
+      <w:r>
+        <w:rPr>
+          <w:rFonts w:ascii="Consolas" w:cs="Consolas" w:eastAsia="Consolas" w:hAnsi="Consolas"/>
+          <w:sz w:val="17"/>
+          <w:szCs w:val="17"/>
+        </w:rPr>
+        <w:t xml:space="preserve">              sql_objects: [SqlObject{path, kind, qualname, signature, line}],</w:t>
+      </w:r>
+    </w:p>
+    <w:p>
+      <w:pPr>
+        <w:shd w:fill="F4F4F4" w:color="auto" w:val="clear"/>
+        <w:spacing w:after="0" w:before="0" w:line="250"/>
+      </w:pPr>
+      <w:r>
+        <w:rPr>
+          <w:rFonts w:ascii="Consolas" w:cs="Consolas" w:eastAsia="Consolas" w:hAnsi="Consolas"/>
+          <w:sz w:val="17"/>
+          <w:szCs w:val="17"/>
+        </w:rPr>
+        <w:t xml:space="preserve">              existing_tests: [path], run_profile: RunProfile,</w:t>
+      </w:r>
+    </w:p>
+    <w:p>
+      <w:pPr>
+        <w:shd w:fill="F4F4F4" w:color="auto" w:val="clear"/>
+        <w:spacing w:after="0" w:before="0" w:line="250"/>
+      </w:pPr>
+      <w:r>
+        <w:rPr>
+          <w:rFonts w:ascii="Consolas" w:cs="Consolas" w:eastAsia="Consolas" w:hAnsi="Consolas"/>
+          <w:sz w:val="17"/>
+          <w:szCs w:val="17"/>
+        </w:rPr>
+        <w:t xml:space="preserve">              untrusted_paths: [path], total_files_in_repo</w:t>
+      </w:r>
+    </w:p>
+    <w:p>
+      <w:pPr>
+        <w:shd w:fill="F4F4F4" w:color="auto" w:val="clear"/>
+        <w:spacing w:after="0" w:before="0" w:line="250"/>
+      </w:pPr>
+      <w:r>
+        <w:rPr>
+          <w:rFonts w:ascii="Consolas" w:cs="Consolas" w:eastAsia="Consolas" w:hAnsi="Consolas"/>
+          <w:sz w:val="17"/>
+          <w:szCs w:val="17"/>
+        </w:rPr>
+        <w:t xml:space="preserve">RunProfile:   python_version, requirements_file, pytest_pythonpath, pytest_testpaths,</w:t>
+      </w:r>
+    </w:p>
+    <w:p>
+      <w:pPr>
+        <w:shd w:fill="F4F4F4" w:color="auto" w:val="clear"/>
+        <w:spacing w:after="0" w:before="0" w:line="250"/>
+      </w:pPr>
+      <w:r>
+        <w:rPr>
+          <w:rFonts w:ascii="Consolas" w:cs="Consolas" w:eastAsia="Consolas" w:hAnsi="Consolas"/>
+          <w:sz w:val="17"/>
+          <w:szCs w:val="17"/>
+        </w:rPr>
+        <w:t xml:space="preserve">              needs_postgres, postgres_major, migration_command, seed_sql_files,</w:t>
+      </w:r>
+    </w:p>
+    <w:p>
+      <w:pPr>
+        <w:shd w:fill="F4F4F4" w:color="auto" w:val="clear"/>
+        <w:spacing w:after="0" w:before="0" w:line="250"/>
+      </w:pPr>
+      <w:r>
+        <w:rPr>
+          <w:rFonts w:ascii="Consolas" w:cs="Consolas" w:eastAsia="Consolas" w:hAnsi="Consolas"/>
+          <w:sz w:val="17"/>
+          <w:szCs w:val="17"/>
+        </w:rPr>
+        <w:t xml:space="preserve">              env_vars{name: назначение}   # без значений секретов</w:t>
+      </w:r>
+    </w:p>
+    <w:p>
+      <w:pPr>
+        <w:spacing w:after="120"/>
+      </w:pPr>
+    </w:p>
+    <w:p>
+      <w:pPr>
+        <w:pStyle w:val="Heading3"/>
+      </w:pPr>
+      <w:r>
+        <w:t xml:space="preserve">8.4. Черновик кейса (№2, эталон — №3)</w:t>
+      </w:r>
+    </w:p>
+    <w:p>
+      <w:pPr>
+        <w:shd w:fill="F4F4F4" w:color="auto" w:val="clear"/>
+        <w:spacing w:after="0" w:before="0" w:line="250"/>
+      </w:pPr>
+      <w:r>
+        <w:rPr>
+          <w:rFonts w:ascii="Consolas" w:cs="Consolas" w:eastAsia="Consolas" w:hAnsi="Consolas"/>
+          <w:sz w:val="17"/>
+          <w:szCs w:val="17"/>
+        </w:rPr>
+        <w:t xml:space="preserve">CaseDraft:  spec: CaseSpec{goal, behavior[], invariants[], edge_cases[],</w:t>
+      </w:r>
+    </w:p>
+    <w:p>
+      <w:pPr>
+        <w:shd w:fill="F4F4F4" w:color="auto" w:val="clear"/>
+        <w:spacing w:after="0" w:before="0" w:line="250"/>
+      </w:pPr>
+      <w:r>
+        <w:rPr>
+          <w:rFonts w:ascii="Consolas" w:cs="Consolas" w:eastAsia="Consolas" w:hAnsi="Consolas"/>
+          <w:sz w:val="17"/>
+          <w:szCs w:val="17"/>
+        </w:rPr>
+        <w:t xml:space="preserve">                           defect_hypothesis, bank_domain, description},</w:t>
+      </w:r>
+    </w:p>
+    <w:p>
+      <w:pPr>
+        <w:shd w:fill="F4F4F4" w:color="auto" w:val="clear"/>
+        <w:spacing w:after="0" w:before="0" w:line="250"/>
+      </w:pPr>
+      <w:r>
+        <w:rPr>
+          <w:rFonts w:ascii="Consolas" w:cs="Consolas" w:eastAsia="Consolas" w:hAnsi="Consolas"/>
+          <w:sz w:val="17"/>
+          <w:szCs w:val="17"/>
+        </w:rPr>
+        <w:t xml:space="preserve">            instruction_md,</w:t>
+      </w:r>
+    </w:p>
+    <w:p>
+      <w:pPr>
+        <w:shd w:fill="F4F4F4" w:color="auto" w:val="clear"/>
+        <w:spacing w:after="0" w:before="0" w:line="250"/>
+      </w:pPr>
+      <w:r>
+        <w:rPr>
+          <w:rFonts w:ascii="Consolas" w:cs="Consolas" w:eastAsia="Consolas" w:hAnsi="Consolas"/>
+          <w:sz w:val="17"/>
+          <w:szCs w:val="17"/>
+        </w:rPr>
+        <w:t xml:space="preserve">            test_files{путь внутри tests/: содержимое},     # без test.sh и conftest.py</w:t>
+      </w:r>
+    </w:p>
+    <w:p>
+      <w:pPr>
+        <w:shd w:fill="F4F4F4" w:color="auto" w:val="clear"/>
+        <w:spacing w:after="0" w:before="0" w:line="250"/>
+      </w:pPr>
+      <w:r>
+        <w:rPr>
+          <w:rFonts w:ascii="Consolas" w:cs="Consolas" w:eastAsia="Consolas" w:hAnsi="Consolas"/>
+          <w:sz w:val="17"/>
+          <w:szCs w:val="17"/>
+        </w:rPr>
+        <w:t xml:space="preserve">            lists: TestLists{fail_to_pass[], pass_to_pass[], anti_cheat[]},</w:t>
+      </w:r>
+    </w:p>
+    <w:p>
+      <w:pPr>
+        <w:shd w:fill="F4F4F4" w:color="auto" w:val="clear"/>
+        <w:spacing w:after="0" w:before="0" w:line="250"/>
+      </w:pPr>
+      <w:r>
+        <w:rPr>
+          <w:rFonts w:ascii="Consolas" w:cs="Consolas" w:eastAsia="Consolas" w:hAnsi="Consolas"/>
+          <w:sz w:val="17"/>
+          <w:szCs w:val="17"/>
+        </w:rPr>
+        <w:t xml:space="preserve">            solution_files{путь внутри solution/: содержимое}   # обязательно solve.sh</w:t>
+      </w:r>
+    </w:p>
+    <w:p>
+      <w:pPr>
+        <w:shd w:fill="F4F4F4" w:color="auto" w:val="clear"/>
+        <w:spacing w:after="0" w:before="0" w:line="250"/>
+      </w:pPr>
+      <w:r>
+        <w:rPr>
+          <w:rFonts w:ascii="Consolas" w:cs="Consolas" w:eastAsia="Consolas" w:hAnsi="Consolas"/>
+          <w:sz w:val="17"/>
+          <w:szCs w:val="17"/>
+        </w:rPr>
+        <w:t xml:space="preserve">TestLists:  методы all_ids() и duplicates()</w:t>
+      </w:r>
+    </w:p>
+    <w:p>
+      <w:pPr>
+        <w:spacing w:after="120"/>
+      </w:pPr>
+    </w:p>
+    <w:p>
+      <w:pPr>
+        <w:pStyle w:val="Heading3"/>
+      </w:pPr>
+      <w:r>
+        <w:t xml:space="preserve">8.5. Прогоны и вердикт (№3)</w:t>
+      </w:r>
+    </w:p>
+    <w:p>
+      <w:pPr>
+        <w:shd w:fill="F4F4F4" w:color="auto" w:val="clear"/>
+        <w:spacing w:after="0" w:before="0" w:line="250"/>
+      </w:pPr>
+      <w:r>
+        <w:rPr>
+          <w:rFonts w:ascii="Consolas" w:cs="Consolas" w:eastAsia="Consolas" w:hAnsi="Consolas"/>
+          <w:sz w:val="17"/>
+          <w:szCs w:val="17"/>
+        </w:rPr>
+        <w:t xml:space="preserve">RunResult:   name ("base/full", "oracle/pass_to_pass", "mutant/hunk-2", ...),</w:t>
+      </w:r>
+    </w:p>
+    <w:p>
+      <w:pPr>
+        <w:shd w:fill="F4F4F4" w:color="auto" w:val="clear"/>
+        <w:spacing w:after="0" w:before="0" w:line="250"/>
+      </w:pPr>
+      <w:r>
+        <w:rPr>
+          <w:rFonts w:ascii="Consolas" w:cs="Consolas" w:eastAsia="Consolas" w:hAnsi="Consolas"/>
+          <w:sz w:val="17"/>
+          <w:szCs w:val="17"/>
+        </w:rPr>
+        <w:t xml:space="preserve">             kind: build|base|oracle|mutant,</w:t>
+      </w:r>
+    </w:p>
+    <w:p>
+      <w:pPr>
+        <w:shd w:fill="F4F4F4" w:color="auto" w:val="clear"/>
+        <w:spacing w:after="0" w:before="0" w:line="250"/>
+      </w:pPr>
+      <w:r>
+        <w:rPr>
+          <w:rFonts w:ascii="Consolas" w:cs="Consolas" w:eastAsia="Consolas" w:hAnsi="Consolas"/>
+          <w:sz w:val="17"/>
+          <w:szCs w:val="17"/>
+        </w:rPr>
+        <w:t xml:space="preserve">             scope: full|fail_to_pass|pass_to_pass|anti_cheat|collect,</w:t>
+      </w:r>
+    </w:p>
+    <w:p>
+      <w:pPr>
+        <w:shd w:fill="F4F4F4" w:color="auto" w:val="clear"/>
+        <w:spacing w:after="0" w:before="0" w:line="250"/>
+      </w:pPr>
+      <w:r>
+        <w:rPr>
+          <w:rFonts w:ascii="Consolas" w:cs="Consolas" w:eastAsia="Consolas" w:hAnsi="Consolas"/>
+          <w:sz w:val="17"/>
+          <w:szCs w:val="17"/>
+        </w:rPr>
+        <w:t xml:space="preserve">             executed,            # false = не выполнялся и никогда не считается успехом</w:t>
+      </w:r>
+    </w:p>
+    <w:p>
+      <w:pPr>
+        <w:shd w:fill="F4F4F4" w:color="auto" w:val="clear"/>
+        <w:spacing w:after="0" w:before="0" w:line="250"/>
+      </w:pPr>
+      <w:r>
+        <w:rPr>
+          <w:rFonts w:ascii="Consolas" w:cs="Consolas" w:eastAsia="Consolas" w:hAnsi="Consolas"/>
+          <w:sz w:val="17"/>
+          <w:szCs w:val="17"/>
+        </w:rPr>
+        <w:t xml:space="preserve">             commands[], image_digest, duration_sec, exit_code,</w:t>
+      </w:r>
+    </w:p>
+    <w:p>
+      <w:pPr>
+        <w:shd w:fill="F4F4F4" w:color="auto" w:val="clear"/>
+        <w:spacing w:after="0" w:before="0" w:line="250"/>
+      </w:pPr>
+      <w:r>
+        <w:rPr>
+          <w:rFonts w:ascii="Consolas" w:cs="Consolas" w:eastAsia="Consolas" w:hAnsi="Consolas"/>
+          <w:sz w:val="17"/>
+          <w:szCs w:val="17"/>
+        </w:rPr>
+        <w:t xml:space="preserve">             reward: 0|1|null, report_path, log_dir,   # пути относительно evidence/</w:t>
+      </w:r>
+    </w:p>
+    <w:p>
+      <w:pPr>
+        <w:shd w:fill="F4F4F4" w:color="auto" w:val="clear"/>
+        <w:spacing w:after="0" w:before="0" w:line="250"/>
+      </w:pPr>
+      <w:r>
+        <w:rPr>
+          <w:rFonts w:ascii="Consolas" w:cs="Consolas" w:eastAsia="Consolas" w:hAnsi="Consolas"/>
+          <w:sz w:val="17"/>
+          <w:szCs w:val="17"/>
+        </w:rPr>
+        <w:t xml:space="preserve">             tests{test_id: TestReport}, repeat_of, note</w:t>
+      </w:r>
+    </w:p>
+    <w:p>
+      <w:pPr>
+        <w:shd w:fill="F4F4F4" w:color="auto" w:val="clear"/>
+        <w:spacing w:after="0" w:before="0" w:line="250"/>
+      </w:pPr>
+      <w:r>
+        <w:rPr>
+          <w:rFonts w:ascii="Consolas" w:cs="Consolas" w:eastAsia="Consolas" w:hAnsi="Consolas"/>
+          <w:sz w:val="17"/>
+          <w:szCs w:val="17"/>
+        </w:rPr>
+        <w:t xml:space="preserve">TestReport:  outcome: passed|failed|error|skipped|missing, message, exception_type</w:t>
+      </w:r>
+    </w:p>
+    <w:p>
+      <w:pPr>
+        <w:shd w:fill="F4F4F4" w:color="auto" w:val="clear"/>
+        <w:spacing w:after="0" w:before="0" w:line="250"/>
+      </w:pPr>
+      <w:r>
+        <w:rPr>
+          <w:rFonts w:ascii="Consolas" w:cs="Consolas" w:eastAsia="Consolas" w:hAnsi="Consolas"/>
+          <w:sz w:val="17"/>
+          <w:szCs w:val="17"/>
+        </w:rPr>
+        <w:t xml:space="preserve">             # failed_by_assertion = failed и exception_type == "AssertionError"</w:t>
+      </w:r>
+    </w:p>
+    <w:p>
+      <w:pPr>
+        <w:shd w:fill="F4F4F4" w:color="auto" w:val="clear"/>
+        <w:spacing w:after="0" w:before="0" w:line="250"/>
+      </w:pPr>
+      <w:r>
+        <w:rPr>
+          <w:rFonts w:ascii="Consolas" w:cs="Consolas" w:eastAsia="Consolas" w:hAnsi="Consolas"/>
+          <w:sz w:val="17"/>
+          <w:szCs w:val="17"/>
+        </w:rPr>
+        <w:t xml:space="preserve">Mutant:      name, source: hunk_revert|llm, description, patch (unified diff от /app/repo)</w:t>
+      </w:r>
+    </w:p>
+    <w:p>
+      <w:pPr>
+        <w:shd w:fill="F4F4F4" w:color="auto" w:val="clear"/>
+        <w:spacing w:after="0" w:before="0" w:line="250"/>
+      </w:pPr>
+      <w:r>
+        <w:rPr>
+          <w:rFonts w:ascii="Consolas" w:cs="Consolas" w:eastAsia="Consolas" w:hAnsi="Consolas"/>
+          <w:sz w:val="17"/>
+          <w:szCs w:val="17"/>
+        </w:rPr>
+        <w:t xml:space="preserve">Verdict:     ok, problems: [Problem], runs: [имена прогонов]</w:t>
+      </w:r>
+    </w:p>
+    <w:p>
+      <w:pPr>
+        <w:shd w:fill="F4F4F4" w:color="auto" w:val="clear"/>
+        <w:spacing w:after="0" w:before="0" w:line="250"/>
+      </w:pPr>
+      <w:r>
+        <w:rPr>
+          <w:rFonts w:ascii="Consolas" w:cs="Consolas" w:eastAsia="Consolas" w:hAnsi="Consolas"/>
+          <w:sz w:val="17"/>
+          <w:szCs w:val="17"/>
+        </w:rPr>
+        <w:t xml:space="preserve">Problem:     category, target: tests|solution|instruction|environment|none,</w:t>
+      </w:r>
+    </w:p>
+    <w:p>
+      <w:pPr>
+        <w:shd w:fill="F4F4F4" w:color="auto" w:val="clear"/>
+        <w:spacing w:after="0" w:before="0" w:line="250"/>
+      </w:pPr>
+      <w:r>
+        <w:rPr>
+          <w:rFonts w:ascii="Consolas" w:cs="Consolas" w:eastAsia="Consolas" w:hAnsi="Consolas"/>
+          <w:sz w:val="17"/>
+          <w:szCs w:val="17"/>
+        </w:rPr>
+        <w:t xml:space="preserve">             details, test_ids[], run_names[]</w:t>
+      </w:r>
+    </w:p>
+    <w:p>
+      <w:pPr>
+        <w:spacing w:after="120"/>
+      </w:pPr>
+    </w:p>
+    <w:p>
+      <w:r>
+        <w:t xml:space="preserve">Категории Problem: input_invalid, source_modified, build_failed, list_mismatch, forbidden_markers, base_f2p_passed, base_not_assertion, base_guard_failed, oracle_failed, reward_wrong, not_reproducible, mutant_survived, instruction_leak, solution_touches_tests, task_dir_dirty, timeout, internal.</w:t>
+      </w:r>
+    </w:p>
+    <w:p>
+      <w:pPr>
+        <w:pStyle w:val="Heading3"/>
+      </w:pPr>
+      <w:r>
+        <w:t xml:space="preserve">8.6. LLM и результат</w:t>
+      </w:r>
+    </w:p>
+    <w:p>
+      <w:pPr>
+        <w:shd w:fill="F4F4F4" w:color="auto" w:val="clear"/>
+        <w:spacing w:after="0" w:before="0" w:line="250"/>
+      </w:pPr>
+      <w:r>
+        <w:rPr>
+          <w:rFonts w:ascii="Consolas" w:cs="Consolas" w:eastAsia="Consolas" w:hAnsi="Consolas"/>
+          <w:sz w:val="17"/>
+          <w:szCs w:val="17"/>
+        </w:rPr>
+        <w:t xml:space="preserve">UsageLog:    calls: [LlmCall{model, duration_sec, input_tokens | null,</w:t>
+      </w:r>
+    </w:p>
+    <w:p>
+      <w:pPr>
+        <w:shd w:fill="F4F4F4" w:color="auto" w:val="clear"/>
+        <w:spacing w:after="0" w:before="0" w:line="250"/>
+      </w:pPr>
+      <w:r>
+        <w:rPr>
+          <w:rFonts w:ascii="Consolas" w:cs="Consolas" w:eastAsia="Consolas" w:hAnsi="Consolas"/>
+          <w:sz w:val="17"/>
+          <w:szCs w:val="17"/>
+        </w:rPr>
+        <w:t xml:space="preserve">                             output_tokens | null, purpose}]</w:t>
+      </w:r>
+    </w:p>
+    <w:p>
+      <w:pPr>
+        <w:shd w:fill="F4F4F4" w:color="auto" w:val="clear"/>
+        <w:spacing w:after="0" w:before="0" w:line="250"/>
+      </w:pPr>
+      <w:r>
+        <w:rPr>
+          <w:rFonts w:ascii="Consolas" w:cs="Consolas" w:eastAsia="Consolas" w:hAnsi="Consolas"/>
+          <w:sz w:val="17"/>
+          <w:szCs w:val="17"/>
+        </w:rPr>
+        <w:t xml:space="preserve">CaseResult:  protocol_version, case_id, status: ready|failed,</w:t>
+      </w:r>
+    </w:p>
+    <w:p>
+      <w:pPr>
+        <w:shd w:fill="F4F4F4" w:color="auto" w:val="clear"/>
+        <w:spacing w:after="0" w:before="0" w:line="250"/>
+      </w:pPr>
+      <w:r>
+        <w:rPr>
+          <w:rFonts w:ascii="Consolas" w:cs="Consolas" w:eastAsia="Consolas" w:hAnsi="Consolas"/>
+          <w:sz w:val="17"/>
+          <w:szCs w:val="17"/>
+        </w:rPr>
+        <w:t xml:space="preserve">             task_path | null, evidence_path | null, limitations[],</w:t>
+      </w:r>
+    </w:p>
+    <w:p>
+      <w:pPr>
+        <w:shd w:fill="F4F4F4" w:color="auto" w:val="clear"/>
+        <w:spacing w:after="0" w:before="0" w:line="250"/>
+      </w:pPr>
+      <w:r>
+        <w:rPr>
+          <w:rFonts w:ascii="Consolas" w:cs="Consolas" w:eastAsia="Consolas" w:hAnsi="Consolas"/>
+          <w:sz w:val="17"/>
+          <w:szCs w:val="17"/>
+        </w:rPr>
+        <w:t xml:space="preserve">             input_snapshot_sha256</w:t>
       </w:r>
     </w:p>
     <w:p>
